--- a/klagomål/A 45735-2025 FSC-klagomål.docx
+++ b/klagomål/A 45735-2025 FSC-klagomål.docx
@@ -830,7 +830,7 @@
     <w:r>
       <w:tab/>
       <w:tab/>
-      <w:t>2026-09-14</w:t>
+      <w:t>2026-09-15</w:t>
       <w:br/>
       <w:br/>
     </w:r>

--- a/klagomål/A 45735-2025 FSC-klagomål.docx
+++ b/klagomål/A 45735-2025 FSC-klagomål.docx
@@ -830,7 +830,7 @@
     <w:r>
       <w:tab/>
       <w:tab/>
-      <w:t>2026-09-15</w:t>
+      <w:t>2026-09-16</w:t>
       <w:br/>
       <w:br/>
     </w:r>

--- a/klagomål/A 45735-2025 FSC-klagomål.docx
+++ b/klagomål/A 45735-2025 FSC-klagomål.docx
@@ -830,7 +830,7 @@
     <w:r>
       <w:tab/>
       <w:tab/>
-      <w:t>2026-09-16</w:t>
+      <w:t>2026-09-17</w:t>
       <w:br/>
       <w:br/>
     </w:r>

--- a/klagomål/A 45735-2025 FSC-klagomål.docx
+++ b/klagomål/A 45735-2025 FSC-klagomål.docx
@@ -830,7 +830,7 @@
     <w:r>
       <w:tab/>
       <w:tab/>
-      <w:t>2026-09-17</w:t>
+      <w:t>2026-09-18</w:t>
       <w:br/>
       <w:br/>
     </w:r>

--- a/klagomål/A 45735-2025 FSC-klagomål.docx
+++ b/klagomål/A 45735-2025 FSC-klagomål.docx
@@ -830,7 +830,7 @@
     <w:r>
       <w:tab/>
       <w:tab/>
-      <w:t>2026-09-18</w:t>
+      <w:t>2026-09-19</w:t>
       <w:br/>
       <w:br/>
     </w:r>

--- a/klagomål/A 45735-2025 FSC-klagomål.docx
+++ b/klagomål/A 45735-2025 FSC-klagomål.docx
@@ -830,7 +830,7 @@
     <w:r>
       <w:tab/>
       <w:tab/>
-      <w:t>2026-09-19</w:t>
+      <w:t>2026-09-21</w:t>
       <w:br/>
       <w:br/>
     </w:r>

--- a/klagomål/A 45735-2025 FSC-klagomål.docx
+++ b/klagomål/A 45735-2025 FSC-klagomål.docx
@@ -830,7 +830,7 @@
     <w:r>
       <w:tab/>
       <w:tab/>
-      <w:t>2026-09-21</w:t>
+      <w:t>2026-09-23</w:t>
       <w:br/>
       <w:br/>
     </w:r>

--- a/klagomål/A 45735-2025 FSC-klagomål.docx
+++ b/klagomål/A 45735-2025 FSC-klagomål.docx
@@ -830,7 +830,7 @@
     <w:r>
       <w:tab/>
       <w:tab/>
-      <w:t>2026-09-23</w:t>
+      <w:t>2026-09-24</w:t>
       <w:br/>
       <w:br/>
     </w:r>

--- a/klagomål/A 45735-2025 FSC-klagomål.docx
+++ b/klagomål/A 45735-2025 FSC-klagomål.docx
@@ -830,7 +830,7 @@
     <w:r>
       <w:tab/>
       <w:tab/>
-      <w:t>2026-09-24</w:t>
+      <w:t>2026-09-25</w:t>
       <w:br/>
       <w:br/>
     </w:r>

--- a/klagomål/A 45735-2025 FSC-klagomål.docx
+++ b/klagomål/A 45735-2025 FSC-klagomål.docx
@@ -830,7 +830,7 @@
     <w:r>
       <w:tab/>
       <w:tab/>
-      <w:t>2026-09-25</w:t>
+      <w:t>2026-09-26</w:t>
       <w:br/>
       <w:br/>
     </w:r>

--- a/klagomål/A 45735-2025 FSC-klagomål.docx
+++ b/klagomål/A 45735-2025 FSC-klagomål.docx
@@ -830,7 +830,7 @@
     <w:r>
       <w:tab/>
       <w:tab/>
-      <w:t>2026-09-26</w:t>
+      <w:t>2026-09-27</w:t>
       <w:br/>
       <w:br/>
     </w:r>

--- a/klagomål/A 45735-2025 FSC-klagomål.docx
+++ b/klagomål/A 45735-2025 FSC-klagomål.docx
@@ -830,7 +830,7 @@
     <w:r>
       <w:tab/>
       <w:tab/>
-      <w:t>2026-09-27</w:t>
+      <w:t>2026-09-28</w:t>
       <w:br/>
       <w:br/>
     </w:r>

--- a/klagomål/A 45735-2025 FSC-klagomål.docx
+++ b/klagomål/A 45735-2025 FSC-klagomål.docx
@@ -830,7 +830,7 @@
     <w:r>
       <w:tab/>
       <w:tab/>
-      <w:t>2026-09-28</w:t>
+      <w:t>2026-09-29</w:t>
       <w:br/>
       <w:br/>
     </w:r>

--- a/klagomål/A 45735-2025 FSC-klagomål.docx
+++ b/klagomål/A 45735-2025 FSC-klagomål.docx
@@ -830,7 +830,7 @@
     <w:r>
       <w:tab/>
       <w:tab/>
-      <w:t>2026-09-29</w:t>
+      <w:t>2026-09-30</w:t>
       <w:br/>
       <w:br/>
     </w:r>

--- a/klagomål/A 45735-2025 FSC-klagomål.docx
+++ b/klagomål/A 45735-2025 FSC-klagomål.docx
@@ -830,7 +830,7 @@
     <w:r>
       <w:tab/>
       <w:tab/>
-      <w:t>2026-09-30</w:t>
+      <w:t>2026-10-01</w:t>
       <w:br/>
       <w:br/>
     </w:r>

--- a/klagomål/A 45735-2025 FSC-klagomål.docx
+++ b/klagomål/A 45735-2025 FSC-klagomål.docx
@@ -830,7 +830,7 @@
     <w:r>
       <w:tab/>
       <w:tab/>
-      <w:t>2026-10-01</w:t>
+      <w:t>2026-10-02</w:t>
       <w:br/>
       <w:br/>
     </w:r>

--- a/klagomål/A 45735-2025 FSC-klagomål.docx
+++ b/klagomål/A 45735-2025 FSC-klagomål.docx
@@ -830,7 +830,7 @@
     <w:r>
       <w:tab/>
       <w:tab/>
-      <w:t>2026-10-02</w:t>
+      <w:t>2026-10-03</w:t>
       <w:br/>
       <w:br/>
     </w:r>

--- a/klagomål/A 45735-2025 FSC-klagomål.docx
+++ b/klagomål/A 45735-2025 FSC-klagomål.docx
@@ -830,7 +830,7 @@
     <w:r>
       <w:tab/>
       <w:tab/>
-      <w:t>2026-10-03</w:t>
+      <w:t>2026-10-04</w:t>
       <w:br/>
       <w:br/>
     </w:r>

--- a/klagomål/A 45735-2025 FSC-klagomål.docx
+++ b/klagomål/A 45735-2025 FSC-klagomål.docx
@@ -830,7 +830,7 @@
     <w:r>
       <w:tab/>
       <w:tab/>
-      <w:t>2026-10-04</w:t>
+      <w:t>2026-10-05</w:t>
       <w:br/>
       <w:br/>
     </w:r>

--- a/klagomål/A 45735-2025 FSC-klagomål.docx
+++ b/klagomål/A 45735-2025 FSC-klagomål.docx
@@ -830,7 +830,7 @@
     <w:r>
       <w:tab/>
       <w:tab/>
-      <w:t>2026-10-05</w:t>
+      <w:t>2026-10-06</w:t>
       <w:br/>
       <w:br/>
     </w:r>

--- a/klagomål/A 45735-2025 FSC-klagomål.docx
+++ b/klagomål/A 45735-2025 FSC-klagomål.docx
@@ -830,7 +830,7 @@
     <w:r>
       <w:tab/>
       <w:tab/>
-      <w:t>2026-10-06</w:t>
+      <w:t>2026-10-07</w:t>
       <w:br/>
       <w:br/>
     </w:r>

--- a/klagomål/A 45735-2025 FSC-klagomål.docx
+++ b/klagomål/A 45735-2025 FSC-klagomål.docx
@@ -830,7 +830,7 @@
     <w:r>
       <w:tab/>
       <w:tab/>
-      <w:t>2026-10-07</w:t>
+      <w:t>2026-10-08</w:t>
       <w:br/>
       <w:br/>
     </w:r>

--- a/klagomål/A 45735-2025 FSC-klagomål.docx
+++ b/klagomål/A 45735-2025 FSC-klagomål.docx
@@ -830,7 +830,7 @@
     <w:r>
       <w:tab/>
       <w:tab/>
-      <w:t>2026-10-08</w:t>
+      <w:t>2026-10-09</w:t>
       <w:br/>
       <w:br/>
     </w:r>

--- a/klagomål/A 45735-2025 FSC-klagomål.docx
+++ b/klagomål/A 45735-2025 FSC-klagomål.docx
@@ -830,7 +830,7 @@
     <w:r>
       <w:tab/>
       <w:tab/>
-      <w:t>2026-10-09</w:t>
+      <w:t>2026-10-10</w:t>
       <w:br/>
       <w:br/>
     </w:r>

--- a/klagomål/A 45735-2025 FSC-klagomål.docx
+++ b/klagomål/A 45735-2025 FSC-klagomål.docx
@@ -830,7 +830,7 @@
     <w:r>
       <w:tab/>
       <w:tab/>
-      <w:t>2026-10-10</w:t>
+      <w:t>2026-10-11</w:t>
       <w:br/>
       <w:br/>
     </w:r>

--- a/klagomål/A 45735-2025 FSC-klagomål.docx
+++ b/klagomål/A 45735-2025 FSC-klagomål.docx
@@ -830,7 +830,7 @@
     <w:r>
       <w:tab/>
       <w:tab/>
-      <w:t>2026-10-11</w:t>
+      <w:t>2026-10-12</w:t>
       <w:br/>
       <w:br/>
     </w:r>

--- a/klagomål/A 45735-2025 FSC-klagomål.docx
+++ b/klagomål/A 45735-2025 FSC-klagomål.docx
@@ -830,7 +830,7 @@
     <w:r>
       <w:tab/>
       <w:tab/>
-      <w:t>2026-10-12</w:t>
+      <w:t>2026-10-13</w:t>
       <w:br/>
       <w:br/>
     </w:r>

--- a/klagomål/A 45735-2025 FSC-klagomål.docx
+++ b/klagomål/A 45735-2025 FSC-klagomål.docx
@@ -830,7 +830,7 @@
     <w:r>
       <w:tab/>
       <w:tab/>
-      <w:t>2026-10-13</w:t>
+      <w:t>2026-10-14</w:t>
       <w:br/>
       <w:br/>
     </w:r>

--- a/klagomål/A 45735-2025 FSC-klagomål.docx
+++ b/klagomål/A 45735-2025 FSC-klagomål.docx
@@ -830,7 +830,7 @@
     <w:r>
       <w:tab/>
       <w:tab/>
-      <w:t>2026-10-14</w:t>
+      <w:t>2026-10-15</w:t>
       <w:br/>
       <w:br/>
     </w:r>

--- a/klagomål/A 45735-2025 FSC-klagomål.docx
+++ b/klagomål/A 45735-2025 FSC-klagomål.docx
@@ -830,7 +830,7 @@
     <w:r>
       <w:tab/>
       <w:tab/>
-      <w:t>2026-10-15</w:t>
+      <w:t>2026-10-16</w:t>
       <w:br/>
       <w:br/>
     </w:r>

--- a/klagomål/A 45735-2025 FSC-klagomål.docx
+++ b/klagomål/A 45735-2025 FSC-klagomål.docx
@@ -163,7 +163,7 @@
         <w:pStyle w:val="Title"/>
       </w:pPr>
       <w:r>
-        <w:t>Inledande FSC- /PEFC-klagomål – information om höga naturvärden i avverkningsanmälan A 45735-2025 i Karlskrona kommun</w:t>
+        <w:t>Inledande FSC- /PEFC-klagomål – information om höga naturvärden och fridlysta arter i avverkningsanmälan A 45735-2025 i Karlskrona kommun</w:t>
       </w:r>
     </w:p>
     <w:p>
@@ -221,7 +221,7 @@
     </w:p>
     <w:p>
       <w:r>
-        <w:t>I avverkningsanmälan finns fynd av 8 naturvårdsarter, varav 4 är rödlistade, 5 är typiska (T) och 4 är signalarter (S): skillerticka (VU), ekticka (NT, T), koralltaggsvamp (NT, T), stor sotdyna (NT), blåmossa (S, T), hasselticka (S, T), murgröna (S, T) och rutkremla (S). Se Figur 1.</w:t>
+        <w:t>I avverkningsanmälan finns fynd av 9 naturvårdsarter, varav 4 är rödlistade, 1 är fridlyst, 5 är typiska (T) och 5 är signalarter (S): skillerticka (VU), ekticka (NT, T), koralltaggsvamp (NT, T), stor sotdyna (NT), blåmossa (S, T), ekoxe (S, §6), hasselticka (S, T), murgröna (S, T) och rutkremla (S). Se Figur 1.</w:t>
       </w:r>
     </w:p>
     <w:p>
@@ -354,6 +354,26 @@
       </w:r>
       <w:r>
         <w:t xml:space="preserve"> (SLU Artdatabanken, 2025; Nitare &amp; Skogsstyrelsen, 2019).</w:t>
+      </w:r>
+    </w:p>
+    <w:p>
+      <w:r>
+        <w:rPr>
+          <w:b/>
+        </w:rPr>
+        <w:t xml:space="preserve">Ekoxe (§6) </w:t>
+      </w:r>
+      <w:r>
+        <w:t>omfattas av EU:s art- och habitatdirektiv och är fridlyst enligt 6 § artskyddsförordningen.</w:t>
+      </w:r>
+      <w:r>
+        <w:rPr>
+          <w:b/>
+        </w:rPr>
+        <w:t xml:space="preserve"> </w:t>
+      </w:r>
+      <w:r>
+        <w:t>Dess larvutveckling sker i och vid stubbar, i lågor med markkontakt och grövre döda rötter av olika lövträd, även i döda rotdelar på levande träd. I Sverige främst funnen i ek men även några gånger i bok, hassel, ask och björk. Arten lever främst i halvöppna miljöer såsom trädklädda hagmarker eller gles skog, gärna i sydsluttningar. Arten påverkas negativt av brist på grova eller gamla träd och det föreligger indikation på eller misstanke om populationsminskning. Minskningen avser kvalitén på artens habitat (SLU Artdatabanken, 2025).</w:t>
       </w:r>
     </w:p>
     <w:p>
@@ -515,7 +535,7 @@
         <w:rPr>
           <w:i/>
         </w:rPr>
-        <w:t>I det avverkningsanmälda skogsområdet har 8 naturvårdsarter varav 4 rödlistade arter sina livsmiljöer och växtplatser.</w:t>
+        <w:t>I det avverkningsanmälda skogsområdet har 9 naturvårdsarter varav 4 rödlistade arter sina livsmiljöer och växtplatser.</w:t>
       </w:r>
     </w:p>
     <w:p>
@@ -830,7 +850,7 @@
     <w:r>
       <w:tab/>
       <w:tab/>
-      <w:t>2026-10-16</w:t>
+      <w:t>2026-10-17</w:t>
       <w:br/>
       <w:br/>
     </w:r>

--- a/klagomål/A 45735-2025 FSC-klagomål.docx
+++ b/klagomål/A 45735-2025 FSC-klagomål.docx
@@ -850,7 +850,7 @@
     <w:r>
       <w:tab/>
       <w:tab/>
-      <w:t>2026-10-17</w:t>
+      <w:t>2026-10-18</w:t>
       <w:br/>
       <w:br/>
     </w:r>

--- a/klagomål/A 45735-2025 FSC-klagomål.docx
+++ b/klagomål/A 45735-2025 FSC-klagomål.docx
@@ -850,7 +850,7 @@
     <w:r>
       <w:tab/>
       <w:tab/>
-      <w:t>2026-10-18</w:t>
+      <w:t>2026-10-19</w:t>
       <w:br/>
       <w:br/>
     </w:r>

--- a/klagomål/A 45735-2025 FSC-klagomål.docx
+++ b/klagomål/A 45735-2025 FSC-klagomål.docx
@@ -850,7 +850,7 @@
     <w:r>
       <w:tab/>
       <w:tab/>
-      <w:t>2026-10-19</w:t>
+      <w:t>2026-10-20</w:t>
       <w:br/>
       <w:br/>
     </w:r>

--- a/klagomål/A 45735-2025 FSC-klagomål.docx
+++ b/klagomål/A 45735-2025 FSC-klagomål.docx
@@ -850,7 +850,7 @@
     <w:r>
       <w:tab/>
       <w:tab/>
-      <w:t>2026-10-20</w:t>
+      <w:t>2026-10-21</w:t>
       <w:br/>
       <w:br/>
     </w:r>

--- a/klagomål/A 45735-2025 FSC-klagomål.docx
+++ b/klagomål/A 45735-2025 FSC-klagomål.docx
@@ -850,7 +850,7 @@
     <w:r>
       <w:tab/>
       <w:tab/>
-      <w:t>2026-10-21</w:t>
+      <w:t>2026-10-22</w:t>
       <w:br/>
       <w:br/>
     </w:r>

--- a/klagomål/A 45735-2025 FSC-klagomål.docx
+++ b/klagomål/A 45735-2025 FSC-klagomål.docx
@@ -850,7 +850,7 @@
     <w:r>
       <w:tab/>
       <w:tab/>
-      <w:t>2026-10-22</w:t>
+      <w:t>2026-10-23</w:t>
       <w:br/>
       <w:br/>
     </w:r>

--- a/klagomål/A 45735-2025 FSC-klagomål.docx
+++ b/klagomål/A 45735-2025 FSC-klagomål.docx
@@ -850,7 +850,7 @@
     <w:r>
       <w:tab/>
       <w:tab/>
-      <w:t>2026-10-23</w:t>
+      <w:t>2026-10-24</w:t>
       <w:br/>
       <w:br/>
     </w:r>

--- a/klagomål/A 45735-2025 FSC-klagomål.docx
+++ b/klagomål/A 45735-2025 FSC-klagomål.docx
@@ -850,7 +850,7 @@
     <w:r>
       <w:tab/>
       <w:tab/>
-      <w:t>2026-10-24</w:t>
+      <w:t>2026-10-25</w:t>
       <w:br/>
       <w:br/>
     </w:r>

--- a/klagomål/A 45735-2025 FSC-klagomål.docx
+++ b/klagomål/A 45735-2025 FSC-klagomål.docx
@@ -850,7 +850,7 @@
     <w:r>
       <w:tab/>
       <w:tab/>
-      <w:t>2026-10-25</w:t>
+      <w:t>2026-10-26</w:t>
       <w:br/>
       <w:br/>
     </w:r>

--- a/klagomål/A 45735-2025 FSC-klagomål.docx
+++ b/klagomål/A 45735-2025 FSC-klagomål.docx
@@ -850,7 +850,7 @@
     <w:r>
       <w:tab/>
       <w:tab/>
-      <w:t>2026-10-26</w:t>
+      <w:t>2026-10-27</w:t>
       <w:br/>
       <w:br/>
     </w:r>

--- a/klagomål/A 45735-2025 FSC-klagomål.docx
+++ b/klagomål/A 45735-2025 FSC-klagomål.docx
@@ -850,7 +850,7 @@
     <w:r>
       <w:tab/>
       <w:tab/>
-      <w:t>2026-10-27</w:t>
+      <w:t>2026-10-28</w:t>
       <w:br/>
       <w:br/>
     </w:r>

--- a/klagomål/A 45735-2025 FSC-klagomål.docx
+++ b/klagomål/A 45735-2025 FSC-klagomål.docx
@@ -850,7 +850,7 @@
     <w:r>
       <w:tab/>
       <w:tab/>
-      <w:t>2026-10-28</w:t>
+      <w:t>2026-10-29</w:t>
       <w:br/>
       <w:br/>
     </w:r>

--- a/klagomål/A 45735-2025 FSC-klagomål.docx
+++ b/klagomål/A 45735-2025 FSC-klagomål.docx
@@ -850,7 +850,7 @@
     <w:r>
       <w:tab/>
       <w:tab/>
-      <w:t>2026-10-29</w:t>
+      <w:t>2026-10-31</w:t>
       <w:br/>
       <w:br/>
     </w:r>
